--- a/phase-01/concepts/criteria.docx
+++ b/phase-01/concepts/criteria.docx
@@ -4,7 +4,7 @@
   <w:body>
     <w:p>
       <w:pPr>
-        <w:pStyle w:val="aa"/>
+        <w:pStyle w:val="Title"/>
         <w:rPr>
           <w:lang w:val="ru-RU"/>
         </w:rPr>
@@ -18,7 +18,7 @@
     </w:p>
     <w:p>
       <w:pPr>
-        <w:pStyle w:val="ac"/>
+        <w:pStyle w:val="Subtitle"/>
         <w:rPr>
           <w:lang w:val="ru-RU"/>
         </w:rPr>
@@ -79,7 +79,7 @@
     </w:p>
     <w:p>
       <w:pPr>
-        <w:pStyle w:val="1"/>
+        <w:pStyle w:val="Heading1"/>
       </w:pPr>
       <w:r>
         <w:t>1. Критерии и смысл</w:t>
@@ -87,7 +87,7 @@
     </w:p>
     <w:tbl>
       <w:tblPr>
-        <w:tblStyle w:val="aff0"/>
+        <w:tblStyle w:val="TableGrid"/>
         <w:tblW w:w="0" w:type="auto"/>
         <w:jc w:val="center"/>
         <w:tblLook w:val="04A0" w:firstRow="1" w:lastRow="0" w:firstColumn="1" w:lastColumn="0" w:noHBand="0" w:noVBand="1"/>
@@ -576,7 +576,7 @@
     </w:tbl>
     <w:p>
       <w:pPr>
-        <w:pStyle w:val="1"/>
+        <w:pStyle w:val="Heading1"/>
       </w:pPr>
       <w:r>
         <w:t>2. Балльная шкала 1–9</w:t>
@@ -584,7 +584,7 @@
     </w:p>
     <w:tbl>
       <w:tblPr>
-        <w:tblStyle w:val="aff0"/>
+        <w:tblStyle w:val="TableGrid"/>
         <w:tblW w:w="0" w:type="auto"/>
         <w:jc w:val="center"/>
         <w:tblLook w:val="04A0" w:firstRow="1" w:lastRow="0" w:firstColumn="1" w:lastColumn="0" w:noHBand="0" w:noVBand="1"/>
@@ -1104,7 +1104,7 @@
     </w:p>
     <w:p>
       <w:pPr>
-        <w:pStyle w:val="1"/>
+        <w:pStyle w:val="Heading1"/>
         <w:rPr>
           <w:lang w:val="ru-RU"/>
         </w:rPr>
@@ -1118,7 +1118,7 @@
     </w:p>
     <w:tbl>
       <w:tblPr>
-        <w:tblStyle w:val="aff0"/>
+        <w:tblStyle w:val="TableGrid"/>
         <w:tblW w:w="0" w:type="auto"/>
         <w:jc w:val="center"/>
         <w:tblLook w:val="04A0" w:firstRow="1" w:lastRow="0" w:firstColumn="1" w:lastColumn="0" w:noHBand="0" w:noVBand="1"/>
@@ -1658,6 +1658,15 @@
     </w:tbl>
     <w:p>
       <w:pPr>
+        <w:pStyle w:val="Heading1"/>
+        <w:rPr>
+          <w:lang w:val="ru-RU"/>
+        </w:rPr>
+      </w:pPr>
+    </w:p>
+    <w:p>
+      <w:pPr>
+        <w:pStyle w:val="Heading1"/>
         <w:rPr>
           <w:lang w:val="ru-RU"/>
         </w:rPr>
@@ -1666,141 +1675,13 @@
         <w:rPr>
           <w:lang w:val="ru-RU"/>
         </w:rPr>
-        <w:br w:type="page"/>
-      </w:r>
-    </w:p>
-    <w:p>
-      <w:pPr>
-        <w:pStyle w:val="1"/>
-      </w:pPr>
-      <w:r>
-        <w:lastRenderedPageBreak/>
-        <w:t>4. Как заполняются экспертные анкеты</w:t>
-      </w:r>
-    </w:p>
-    <w:p>
-      <w:pPr>
-        <w:pStyle w:val="a0"/>
-        <w:spacing w:after="28"/>
-        <w:rPr>
-          <w:lang w:val="ru-RU"/>
-        </w:rPr>
-      </w:pPr>
-      <w:r>
-        <w:rPr>
-          <w:lang w:val="ru-RU"/>
-        </w:rPr>
-        <w:t>Все три участника сначала независимо оценивают важность каждого из 5 критериев по шкале 1–9, затем каждую из 4 альтернатив по 5 критериям (итого 25 балльных оценок на человека).</w:t>
-      </w:r>
-    </w:p>
-    <w:p>
-      <w:pPr>
-        <w:pStyle w:val="a0"/>
-        <w:spacing w:after="28"/>
-      </w:pPr>
-      <w:r>
-        <w:rPr>
-          <w:lang w:val="ru-RU"/>
-        </w:rPr>
-        <w:t xml:space="preserve">Для нечёткого </w:t>
-      </w:r>
-      <w:r>
-        <w:t>TOPSIS</w:t>
+        <w:t>4</w:t>
       </w:r>
       <w:r>
         <w:rPr>
           <w:lang w:val="ru-RU"/>
         </w:rPr>
-        <w:t xml:space="preserve"> три индивидуальных балла каждой строки сортируются: минимум — пессимистичная, медиана — ожидаемая, максимум — оптимистичная оценка. </w:t>
-      </w:r>
-      <w:r>
-        <w:t>Это учебная трёхточечная модель, а не статистический доверительный интервал.</w:t>
-      </w:r>
-    </w:p>
-    <w:p>
-      <w:pPr>
-        <w:pStyle w:val="a0"/>
-        <w:spacing w:after="28"/>
-        <w:rPr>
-          <w:lang w:val="ru-RU"/>
-        </w:rPr>
-      </w:pPr>
-      <w:r>
-        <w:rPr>
-          <w:lang w:val="ru-RU"/>
-        </w:rPr>
-        <w:t>Для чёткого коллективного МАИ дополнительно выполняются 40 попарных сравнений: 10 пар критериев и 6 пар альтернатив для каждого из 5 критериев. В каждой паре оценивается, насколько элемент слева предпочтительнее элемента справа.</w:t>
-      </w:r>
-    </w:p>
-    <w:p>
-      <w:pPr>
-        <w:pStyle w:val="a0"/>
-        <w:spacing w:after="28"/>
-      </w:pPr>
-      <w:r>
-        <w:rPr>
-          <w:lang w:val="ru-RU"/>
-        </w:rPr>
-        <w:t xml:space="preserve">В МАИ применяется шкала Саати: 1 = равноценны; 3 = умеренное преимущество; 5 = сильное; 7 = очень сильное; 9 = крайне сильное; 2, 4, 6, 8 = промежуточные; 1/2…1/9 = предпочтительнее элемент справа. </w:t>
-      </w:r>
-      <w:r>
-        <w:t>Допустима запись =1/3.</w:t>
-      </w:r>
-    </w:p>
-    <w:p>
-      <w:pPr>
-        <w:pStyle w:val="a0"/>
-        <w:spacing w:after="28"/>
-        <w:rPr>
-          <w:lang w:val="ru-RU"/>
-        </w:rPr>
-      </w:pPr>
-      <w:r>
-        <w:rPr>
-          <w:lang w:val="ru-RU"/>
-        </w:rPr>
-        <w:t>Групповые попарные сравнения МАИ агрегируются геометрическим средним трёх суждений. Для итоговых матриц проверяется согласованность (</w:t>
-      </w:r>
-      <w:r>
-        <w:t>CR</w:t>
-      </w:r>
-      <w:r>
-        <w:rPr>
-          <w:lang w:val="ru-RU"/>
-        </w:rPr>
-        <w:t xml:space="preserve">); при неприемлемом </w:t>
-      </w:r>
-      <w:r>
-        <w:t>CR</w:t>
-      </w:r>
-      <w:r>
-        <w:rPr>
-          <w:lang w:val="ru-RU"/>
-        </w:rPr>
-        <w:t xml:space="preserve"> эксперты пересматривают противоречивые оценки.</w:t>
-      </w:r>
-    </w:p>
-    <w:p>
-      <w:pPr>
-        <w:pStyle w:val="a0"/>
-        <w:spacing w:after="28"/>
-      </w:pPr>
-      <w:r>
-        <w:rPr>
-          <w:lang w:val="ru-RU"/>
-        </w:rPr>
-        <w:t xml:space="preserve">В анкете фиксируются ФИО/псевдоним, дата, версия концепций и любые пояснения к неоднозначным баллам. </w:t>
-      </w:r>
-      <w:r>
-        <w:t>Учебные примеры не являются доказательством реального опроса.</w:t>
-      </w:r>
-    </w:p>
-    <w:p>
-      <w:pPr>
-        <w:pStyle w:val="1"/>
-      </w:pPr>
-      <w:r>
-        <w:t>5. Способ уменьшить субъективность</w:t>
+        <w:t>. Способ уменьшить субъективность</w:t>
       </w:r>
     </w:p>
     <w:p>
@@ -1962,7 +1843,7 @@
     <w:lvl w:ilvl="0">
       <w:start w:val="1"/>
       <w:numFmt w:val="decimal"/>
-      <w:pStyle w:val="3"/>
+      <w:pStyle w:val="ListNumber3"/>
       <w:lvlText w:val="%1."/>
       <w:lvlJc w:val="left"/>
       <w:pPr>
@@ -1980,7 +1861,7 @@
     <w:lvl w:ilvl="0">
       <w:start w:val="1"/>
       <w:numFmt w:val="decimal"/>
-      <w:pStyle w:val="2"/>
+      <w:pStyle w:val="ListNumber2"/>
       <w:lvlText w:val="%1."/>
       <w:lvlJc w:val="left"/>
       <w:pPr>
@@ -2018,7 +1899,7 @@
     <w:lvl w:ilvl="0">
       <w:start w:val="1"/>
       <w:numFmt w:val="bullet"/>
-      <w:pStyle w:val="30"/>
+      <w:pStyle w:val="ListBullet3"/>
       <w:lvlText w:val=""/>
       <w:lvlJc w:val="left"/>
       <w:pPr>
@@ -2039,7 +1920,7 @@
     <w:lvl w:ilvl="0">
       <w:start w:val="1"/>
       <w:numFmt w:val="bullet"/>
-      <w:pStyle w:val="20"/>
+      <w:pStyle w:val="ListBullet2"/>
       <w:lvlText w:val=""/>
       <w:lvlJc w:val="left"/>
       <w:pPr>
@@ -2060,7 +1941,7 @@
     <w:lvl w:ilvl="0">
       <w:start w:val="1"/>
       <w:numFmt w:val="decimal"/>
-      <w:pStyle w:val="a"/>
+      <w:pStyle w:val="ListNumber"/>
       <w:lvlText w:val="%1."/>
       <w:lvlJc w:val="left"/>
       <w:pPr>
@@ -2078,7 +1959,7 @@
     <w:lvl w:ilvl="0">
       <w:start w:val="1"/>
       <w:numFmt w:val="bullet"/>
-      <w:pStyle w:val="a0"/>
+      <w:pStyle w:val="ListBullet"/>
       <w:lvlText w:val=""/>
       <w:lvlJc w:val="left"/>
       <w:pPr>
@@ -2508,7 +2389,7 @@
     <w:lsdException w:name="Unresolved Mention" w:semiHidden="1" w:unhideWhenUsed="1"/>
     <w:lsdException w:name="Smart Link" w:semiHidden="1" w:unhideWhenUsed="1"/>
   </w:latentStyles>
-  <w:style w:type="paragraph" w:default="1" w:styleId="a1">
+  <w:style w:type="paragraph" w:default="1" w:styleId="Normal">
     <w:name w:val="Normal"/>
     <w:qFormat/>
     <w:rsid w:val="00FC693F"/>
@@ -2521,11 +2402,11 @@
       <w:sz w:val="17"/>
     </w:rPr>
   </w:style>
-  <w:style w:type="paragraph" w:styleId="1">
+  <w:style w:type="paragraph" w:styleId="Heading1">
     <w:name w:val="heading 1"/>
-    <w:basedOn w:val="a1"/>
-    <w:next w:val="a1"/>
-    <w:link w:val="10"/>
+    <w:basedOn w:val="Normal"/>
+    <w:next w:val="Normal"/>
+    <w:link w:val="Heading1Char"/>
     <w:uiPriority w:val="9"/>
     <w:qFormat/>
     <w:rsid w:val="00FC693F"/>
@@ -2544,11 +2425,11 @@
       <w:szCs w:val="28"/>
     </w:rPr>
   </w:style>
-  <w:style w:type="paragraph" w:styleId="21">
+  <w:style w:type="paragraph" w:styleId="Heading2">
     <w:name w:val="heading 2"/>
-    <w:basedOn w:val="a1"/>
-    <w:next w:val="a1"/>
-    <w:link w:val="22"/>
+    <w:basedOn w:val="Normal"/>
+    <w:next w:val="Normal"/>
+    <w:link w:val="Heading2Char"/>
     <w:uiPriority w:val="9"/>
     <w:unhideWhenUsed/>
     <w:qFormat/>
@@ -2567,11 +2448,11 @@
       <w:szCs w:val="26"/>
     </w:rPr>
   </w:style>
-  <w:style w:type="paragraph" w:styleId="31">
+  <w:style w:type="paragraph" w:styleId="Heading3">
     <w:name w:val="heading 3"/>
-    <w:basedOn w:val="a1"/>
-    <w:next w:val="a1"/>
-    <w:link w:val="32"/>
+    <w:basedOn w:val="Normal"/>
+    <w:next w:val="Normal"/>
+    <w:link w:val="Heading3Char"/>
     <w:uiPriority w:val="9"/>
     <w:unhideWhenUsed/>
     <w:qFormat/>
@@ -2589,11 +2470,11 @@
       <w:color w:val="4F81BD" w:themeColor="accent1"/>
     </w:rPr>
   </w:style>
-  <w:style w:type="paragraph" w:styleId="4">
+  <w:style w:type="paragraph" w:styleId="Heading4">
     <w:name w:val="heading 4"/>
-    <w:basedOn w:val="a1"/>
-    <w:next w:val="a1"/>
-    <w:link w:val="40"/>
+    <w:basedOn w:val="Normal"/>
+    <w:next w:val="Normal"/>
+    <w:link w:val="Heading4Char"/>
     <w:uiPriority w:val="9"/>
     <w:semiHidden/>
     <w:unhideWhenUsed/>
@@ -2614,11 +2495,11 @@
       <w:color w:val="4F81BD" w:themeColor="accent1"/>
     </w:rPr>
   </w:style>
-  <w:style w:type="paragraph" w:styleId="5">
+  <w:style w:type="paragraph" w:styleId="Heading5">
     <w:name w:val="heading 5"/>
-    <w:basedOn w:val="a1"/>
-    <w:next w:val="a1"/>
-    <w:link w:val="50"/>
+    <w:basedOn w:val="Normal"/>
+    <w:next w:val="Normal"/>
+    <w:link w:val="Heading5Char"/>
     <w:uiPriority w:val="9"/>
     <w:semiHidden/>
     <w:unhideWhenUsed/>
@@ -2635,11 +2516,11 @@
       <w:color w:val="243F60" w:themeColor="accent1" w:themeShade="7F"/>
     </w:rPr>
   </w:style>
-  <w:style w:type="paragraph" w:styleId="6">
+  <w:style w:type="paragraph" w:styleId="Heading6">
     <w:name w:val="heading 6"/>
-    <w:basedOn w:val="a1"/>
-    <w:next w:val="a1"/>
-    <w:link w:val="60"/>
+    <w:basedOn w:val="Normal"/>
+    <w:next w:val="Normal"/>
+    <w:link w:val="Heading6Char"/>
     <w:uiPriority w:val="9"/>
     <w:semiHidden/>
     <w:unhideWhenUsed/>
@@ -2658,11 +2539,11 @@
       <w:color w:val="243F60" w:themeColor="accent1" w:themeShade="7F"/>
     </w:rPr>
   </w:style>
-  <w:style w:type="paragraph" w:styleId="7">
+  <w:style w:type="paragraph" w:styleId="Heading7">
     <w:name w:val="heading 7"/>
-    <w:basedOn w:val="a1"/>
-    <w:next w:val="a1"/>
-    <w:link w:val="70"/>
+    <w:basedOn w:val="Normal"/>
+    <w:next w:val="Normal"/>
+    <w:link w:val="Heading7Char"/>
     <w:uiPriority w:val="9"/>
     <w:semiHidden/>
     <w:unhideWhenUsed/>
@@ -2681,11 +2562,11 @@
       <w:color w:val="404040" w:themeColor="text1" w:themeTint="BF"/>
     </w:rPr>
   </w:style>
-  <w:style w:type="paragraph" w:styleId="8">
+  <w:style w:type="paragraph" w:styleId="Heading8">
     <w:name w:val="heading 8"/>
-    <w:basedOn w:val="a1"/>
-    <w:next w:val="a1"/>
-    <w:link w:val="80"/>
+    <w:basedOn w:val="Normal"/>
+    <w:next w:val="Normal"/>
+    <w:link w:val="Heading8Char"/>
     <w:uiPriority w:val="9"/>
     <w:semiHidden/>
     <w:unhideWhenUsed/>
@@ -2704,11 +2585,11 @@
       <w:szCs w:val="20"/>
     </w:rPr>
   </w:style>
-  <w:style w:type="paragraph" w:styleId="9">
+  <w:style w:type="paragraph" w:styleId="Heading9">
     <w:name w:val="heading 9"/>
-    <w:basedOn w:val="a1"/>
-    <w:next w:val="a1"/>
-    <w:link w:val="90"/>
+    <w:basedOn w:val="Normal"/>
+    <w:next w:val="Normal"/>
+    <w:link w:val="Heading9Char"/>
     <w:uiPriority w:val="9"/>
     <w:semiHidden/>
     <w:unhideWhenUsed/>
@@ -2729,13 +2610,13 @@
       <w:szCs w:val="20"/>
     </w:rPr>
   </w:style>
-  <w:style w:type="character" w:default="1" w:styleId="a2">
+  <w:style w:type="character" w:default="1" w:styleId="DefaultParagraphFont">
     <w:name w:val="Default Paragraph Font"/>
     <w:uiPriority w:val="1"/>
     <w:semiHidden/>
     <w:unhideWhenUsed/>
   </w:style>
-  <w:style w:type="table" w:default="1" w:styleId="a3">
+  <w:style w:type="table" w:default="1" w:styleId="TableNormal">
     <w:name w:val="Normal Table"/>
     <w:uiPriority w:val="99"/>
     <w:semiHidden/>
@@ -2750,16 +2631,16 @@
       </w:tblCellMar>
     </w:tblPr>
   </w:style>
-  <w:style w:type="numbering" w:default="1" w:styleId="a4">
+  <w:style w:type="numbering" w:default="1" w:styleId="NoList">
     <w:name w:val="No List"/>
     <w:uiPriority w:val="99"/>
     <w:semiHidden/>
     <w:unhideWhenUsed/>
   </w:style>
-  <w:style w:type="paragraph" w:styleId="a5">
+  <w:style w:type="paragraph" w:styleId="Header">
     <w:name w:val="header"/>
-    <w:basedOn w:val="a1"/>
-    <w:link w:val="a6"/>
+    <w:basedOn w:val="Normal"/>
+    <w:link w:val="HeaderChar"/>
     <w:uiPriority w:val="99"/>
     <w:unhideWhenUsed/>
     <w:rsid w:val="00E618BF"/>
@@ -2771,17 +2652,17 @@
       <w:spacing w:after="0" w:line="240" w:lineRule="auto"/>
     </w:pPr>
   </w:style>
-  <w:style w:type="character" w:customStyle="1" w:styleId="a6">
-    <w:name w:val="Верхний колонтитул Знак"/>
-    <w:basedOn w:val="a2"/>
-    <w:link w:val="a5"/>
+  <w:style w:type="character" w:customStyle="1" w:styleId="HeaderChar">
+    <w:name w:val="Header Char"/>
+    <w:basedOn w:val="DefaultParagraphFont"/>
+    <w:link w:val="Header"/>
     <w:uiPriority w:val="99"/>
     <w:rsid w:val="00E618BF"/>
   </w:style>
-  <w:style w:type="paragraph" w:styleId="a7">
+  <w:style w:type="paragraph" w:styleId="Footer">
     <w:name w:val="footer"/>
-    <w:basedOn w:val="a1"/>
-    <w:link w:val="a8"/>
+    <w:basedOn w:val="Normal"/>
+    <w:link w:val="FooterChar"/>
     <w:uiPriority w:val="99"/>
     <w:unhideWhenUsed/>
     <w:rsid w:val="00E618BF"/>
@@ -2793,14 +2674,14 @@
       <w:spacing w:after="0" w:line="240" w:lineRule="auto"/>
     </w:pPr>
   </w:style>
-  <w:style w:type="character" w:customStyle="1" w:styleId="a8">
-    <w:name w:val="Нижний колонтитул Знак"/>
-    <w:basedOn w:val="a2"/>
-    <w:link w:val="a7"/>
+  <w:style w:type="character" w:customStyle="1" w:styleId="FooterChar">
+    <w:name w:val="Footer Char"/>
+    <w:basedOn w:val="DefaultParagraphFont"/>
+    <w:link w:val="Footer"/>
     <w:uiPriority w:val="99"/>
     <w:rsid w:val="00E618BF"/>
   </w:style>
-  <w:style w:type="paragraph" w:styleId="a9">
+  <w:style w:type="paragraph" w:styleId="NoSpacing">
     <w:name w:val="No Spacing"/>
     <w:uiPriority w:val="1"/>
     <w:qFormat/>
@@ -2809,10 +2690,10 @@
       <w:spacing w:after="0" w:line="240" w:lineRule="auto"/>
     </w:pPr>
   </w:style>
-  <w:style w:type="character" w:customStyle="1" w:styleId="10">
-    <w:name w:val="Заголовок 1 Знак"/>
-    <w:basedOn w:val="a2"/>
-    <w:link w:val="1"/>
+  <w:style w:type="character" w:customStyle="1" w:styleId="Heading1Char">
+    <w:name w:val="Heading 1 Char"/>
+    <w:basedOn w:val="DefaultParagraphFont"/>
+    <w:link w:val="Heading1"/>
     <w:uiPriority w:val="9"/>
     <w:rsid w:val="00FC693F"/>
     <w:rPr>
@@ -2824,10 +2705,10 @@
       <w:szCs w:val="28"/>
     </w:rPr>
   </w:style>
-  <w:style w:type="character" w:customStyle="1" w:styleId="22">
-    <w:name w:val="Заголовок 2 Знак"/>
-    <w:basedOn w:val="a2"/>
-    <w:link w:val="21"/>
+  <w:style w:type="character" w:customStyle="1" w:styleId="Heading2Char">
+    <w:name w:val="Heading 2 Char"/>
+    <w:basedOn w:val="DefaultParagraphFont"/>
+    <w:link w:val="Heading2"/>
     <w:uiPriority w:val="9"/>
     <w:rsid w:val="00FC693F"/>
     <w:rPr>
@@ -2839,10 +2720,10 @@
       <w:szCs w:val="26"/>
     </w:rPr>
   </w:style>
-  <w:style w:type="character" w:customStyle="1" w:styleId="32">
-    <w:name w:val="Заголовок 3 Знак"/>
-    <w:basedOn w:val="a2"/>
-    <w:link w:val="31"/>
+  <w:style w:type="character" w:customStyle="1" w:styleId="Heading3Char">
+    <w:name w:val="Heading 3 Char"/>
+    <w:basedOn w:val="DefaultParagraphFont"/>
+    <w:link w:val="Heading3"/>
     <w:uiPriority w:val="9"/>
     <w:rsid w:val="00FC693F"/>
     <w:rPr>
@@ -2852,11 +2733,11 @@
       <w:color w:val="4F81BD" w:themeColor="accent1"/>
     </w:rPr>
   </w:style>
-  <w:style w:type="paragraph" w:styleId="aa">
+  <w:style w:type="paragraph" w:styleId="Title">
     <w:name w:val="Title"/>
-    <w:basedOn w:val="a1"/>
-    <w:next w:val="a1"/>
-    <w:link w:val="ab"/>
+    <w:basedOn w:val="Normal"/>
+    <w:next w:val="Normal"/>
+    <w:link w:val="TitleChar"/>
     <w:uiPriority w:val="10"/>
     <w:qFormat/>
     <w:rsid w:val="00FC693F"/>
@@ -2876,10 +2757,10 @@
       <w:szCs w:val="52"/>
     </w:rPr>
   </w:style>
-  <w:style w:type="character" w:customStyle="1" w:styleId="ab">
-    <w:name w:val="Заголовок Знак"/>
-    <w:basedOn w:val="a2"/>
-    <w:link w:val="aa"/>
+  <w:style w:type="character" w:customStyle="1" w:styleId="TitleChar">
+    <w:name w:val="Title Char"/>
+    <w:basedOn w:val="DefaultParagraphFont"/>
+    <w:link w:val="Title"/>
     <w:uiPriority w:val="10"/>
     <w:rsid w:val="00FC693F"/>
     <w:rPr>
@@ -2891,11 +2772,11 @@
       <w:szCs w:val="52"/>
     </w:rPr>
   </w:style>
-  <w:style w:type="paragraph" w:styleId="ac">
+  <w:style w:type="paragraph" w:styleId="Subtitle">
     <w:name w:val="Subtitle"/>
-    <w:basedOn w:val="a1"/>
-    <w:next w:val="a1"/>
-    <w:link w:val="ad"/>
+    <w:basedOn w:val="Normal"/>
+    <w:next w:val="Normal"/>
+    <w:link w:val="SubtitleChar"/>
     <w:uiPriority w:val="11"/>
     <w:qFormat/>
     <w:rsid w:val="00FC693F"/>
@@ -2915,10 +2796,10 @@
       <w:szCs w:val="24"/>
     </w:rPr>
   </w:style>
-  <w:style w:type="character" w:customStyle="1" w:styleId="ad">
-    <w:name w:val="Подзаголовок Знак"/>
-    <w:basedOn w:val="a2"/>
-    <w:link w:val="ac"/>
+  <w:style w:type="character" w:customStyle="1" w:styleId="SubtitleChar">
+    <w:name w:val="Subtitle Char"/>
+    <w:basedOn w:val="DefaultParagraphFont"/>
+    <w:link w:val="Subtitle"/>
     <w:uiPriority w:val="11"/>
     <w:rsid w:val="00FC693F"/>
     <w:rPr>
@@ -2931,9 +2812,9 @@
       <w:szCs w:val="24"/>
     </w:rPr>
   </w:style>
-  <w:style w:type="paragraph" w:styleId="ae">
+  <w:style w:type="paragraph" w:styleId="ListParagraph">
     <w:name w:val="List Paragraph"/>
-    <w:basedOn w:val="a1"/>
+    <w:basedOn w:val="Normal"/>
     <w:uiPriority w:val="34"/>
     <w:qFormat/>
     <w:rsid w:val="00FC693F"/>
@@ -2942,10 +2823,10 @@
       <w:contextualSpacing/>
     </w:pPr>
   </w:style>
-  <w:style w:type="paragraph" w:styleId="af">
+  <w:style w:type="paragraph" w:styleId="BodyText">
     <w:name w:val="Body Text"/>
-    <w:basedOn w:val="a1"/>
-    <w:link w:val="af0"/>
+    <w:basedOn w:val="Normal"/>
+    <w:link w:val="BodyTextChar"/>
     <w:uiPriority w:val="99"/>
     <w:unhideWhenUsed/>
     <w:rsid w:val="00AA1D8D"/>
@@ -2953,17 +2834,17 @@
       <w:spacing w:after="120"/>
     </w:pPr>
   </w:style>
-  <w:style w:type="character" w:customStyle="1" w:styleId="af0">
-    <w:name w:val="Основной текст Знак"/>
-    <w:basedOn w:val="a2"/>
-    <w:link w:val="af"/>
+  <w:style w:type="character" w:customStyle="1" w:styleId="BodyTextChar">
+    <w:name w:val="Body Text Char"/>
+    <w:basedOn w:val="DefaultParagraphFont"/>
+    <w:link w:val="BodyText"/>
     <w:uiPriority w:val="99"/>
     <w:rsid w:val="00AA1D8D"/>
   </w:style>
-  <w:style w:type="paragraph" w:styleId="23">
+  <w:style w:type="paragraph" w:styleId="BodyText2">
     <w:name w:val="Body Text 2"/>
-    <w:basedOn w:val="a1"/>
-    <w:link w:val="24"/>
+    <w:basedOn w:val="Normal"/>
+    <w:link w:val="BodyText2Char"/>
     <w:uiPriority w:val="99"/>
     <w:unhideWhenUsed/>
     <w:rsid w:val="00AA1D8D"/>
@@ -2971,17 +2852,17 @@
       <w:spacing w:after="120" w:line="480" w:lineRule="auto"/>
     </w:pPr>
   </w:style>
-  <w:style w:type="character" w:customStyle="1" w:styleId="24">
-    <w:name w:val="Основной текст 2 Знак"/>
-    <w:basedOn w:val="a2"/>
-    <w:link w:val="23"/>
+  <w:style w:type="character" w:customStyle="1" w:styleId="BodyText2Char">
+    <w:name w:val="Body Text 2 Char"/>
+    <w:basedOn w:val="DefaultParagraphFont"/>
+    <w:link w:val="BodyText2"/>
     <w:uiPriority w:val="99"/>
     <w:rsid w:val="00AA1D8D"/>
   </w:style>
-  <w:style w:type="paragraph" w:styleId="33">
+  <w:style w:type="paragraph" w:styleId="BodyText3">
     <w:name w:val="Body Text 3"/>
-    <w:basedOn w:val="a1"/>
-    <w:link w:val="34"/>
+    <w:basedOn w:val="Normal"/>
+    <w:link w:val="BodyText3Char"/>
     <w:uiPriority w:val="99"/>
     <w:unhideWhenUsed/>
     <w:rsid w:val="00AA1D8D"/>
@@ -2993,10 +2874,10 @@
       <w:szCs w:val="16"/>
     </w:rPr>
   </w:style>
-  <w:style w:type="character" w:customStyle="1" w:styleId="34">
-    <w:name w:val="Основной текст 3 Знак"/>
-    <w:basedOn w:val="a2"/>
-    <w:link w:val="33"/>
+  <w:style w:type="character" w:customStyle="1" w:styleId="BodyText3Char">
+    <w:name w:val="Body Text 3 Char"/>
+    <w:basedOn w:val="DefaultParagraphFont"/>
+    <w:link w:val="BodyText3"/>
     <w:uiPriority w:val="99"/>
     <w:rsid w:val="00AA1D8D"/>
     <w:rPr>
@@ -3004,9 +2885,9 @@
       <w:szCs w:val="16"/>
     </w:rPr>
   </w:style>
-  <w:style w:type="paragraph" w:styleId="af1">
+  <w:style w:type="paragraph" w:styleId="List">
     <w:name w:val="List"/>
-    <w:basedOn w:val="a1"/>
+    <w:basedOn w:val="Normal"/>
     <w:uiPriority w:val="99"/>
     <w:unhideWhenUsed/>
     <w:rsid w:val="00AA1D8D"/>
@@ -3015,9 +2896,9 @@
       <w:contextualSpacing/>
     </w:pPr>
   </w:style>
-  <w:style w:type="paragraph" w:styleId="25">
+  <w:style w:type="paragraph" w:styleId="List2">
     <w:name w:val="List 2"/>
-    <w:basedOn w:val="a1"/>
+    <w:basedOn w:val="Normal"/>
     <w:uiPriority w:val="99"/>
     <w:unhideWhenUsed/>
     <w:rsid w:val="00326F90"/>
@@ -3026,9 +2907,9 @@
       <w:contextualSpacing/>
     </w:pPr>
   </w:style>
-  <w:style w:type="paragraph" w:styleId="35">
+  <w:style w:type="paragraph" w:styleId="List3">
     <w:name w:val="List 3"/>
-    <w:basedOn w:val="a1"/>
+    <w:basedOn w:val="Normal"/>
     <w:uiPriority w:val="99"/>
     <w:unhideWhenUsed/>
     <w:rsid w:val="00326F90"/>
@@ -3037,9 +2918,9 @@
       <w:contextualSpacing/>
     </w:pPr>
   </w:style>
-  <w:style w:type="paragraph" w:styleId="a0">
+  <w:style w:type="paragraph" w:styleId="ListBullet">
     <w:name w:val="List Bullet"/>
-    <w:basedOn w:val="a1"/>
+    <w:basedOn w:val="Normal"/>
     <w:uiPriority w:val="99"/>
     <w:unhideWhenUsed/>
     <w:rsid w:val="00326F90"/>
@@ -3050,9 +2931,9 @@
       <w:contextualSpacing/>
     </w:pPr>
   </w:style>
-  <w:style w:type="paragraph" w:styleId="20">
+  <w:style w:type="paragraph" w:styleId="ListBullet2">
     <w:name w:val="List Bullet 2"/>
-    <w:basedOn w:val="a1"/>
+    <w:basedOn w:val="Normal"/>
     <w:uiPriority w:val="99"/>
     <w:unhideWhenUsed/>
     <w:rsid w:val="00326F90"/>
@@ -3063,9 +2944,9 @@
       <w:contextualSpacing/>
     </w:pPr>
   </w:style>
-  <w:style w:type="paragraph" w:styleId="30">
+  <w:style w:type="paragraph" w:styleId="ListBullet3">
     <w:name w:val="List Bullet 3"/>
-    <w:basedOn w:val="a1"/>
+    <w:basedOn w:val="Normal"/>
     <w:uiPriority w:val="99"/>
     <w:unhideWhenUsed/>
     <w:rsid w:val="00326F90"/>
@@ -3076,9 +2957,9 @@
       <w:contextualSpacing/>
     </w:pPr>
   </w:style>
-  <w:style w:type="paragraph" w:styleId="a">
+  <w:style w:type="paragraph" w:styleId="ListNumber">
     <w:name w:val="List Number"/>
-    <w:basedOn w:val="a1"/>
+    <w:basedOn w:val="Normal"/>
     <w:uiPriority w:val="99"/>
     <w:unhideWhenUsed/>
     <w:rsid w:val="00326F90"/>
@@ -3089,9 +2970,9 @@
       <w:contextualSpacing/>
     </w:pPr>
   </w:style>
-  <w:style w:type="paragraph" w:styleId="2">
+  <w:style w:type="paragraph" w:styleId="ListNumber2">
     <w:name w:val="List Number 2"/>
-    <w:basedOn w:val="a1"/>
+    <w:basedOn w:val="Normal"/>
     <w:uiPriority w:val="99"/>
     <w:unhideWhenUsed/>
     <w:rsid w:val="0029639D"/>
@@ -3102,9 +2983,9 @@
       <w:contextualSpacing/>
     </w:pPr>
   </w:style>
-  <w:style w:type="paragraph" w:styleId="3">
+  <w:style w:type="paragraph" w:styleId="ListNumber3">
     <w:name w:val="List Number 3"/>
-    <w:basedOn w:val="a1"/>
+    <w:basedOn w:val="Normal"/>
     <w:uiPriority w:val="99"/>
     <w:unhideWhenUsed/>
     <w:rsid w:val="0029639D"/>
@@ -3115,9 +2996,9 @@
       <w:contextualSpacing/>
     </w:pPr>
   </w:style>
-  <w:style w:type="paragraph" w:styleId="af2">
+  <w:style w:type="paragraph" w:styleId="ListContinue">
     <w:name w:val="List Continue"/>
-    <w:basedOn w:val="a1"/>
+    <w:basedOn w:val="Normal"/>
     <w:uiPriority w:val="99"/>
     <w:unhideWhenUsed/>
     <w:rsid w:val="0029639D"/>
@@ -3127,9 +3008,9 @@
       <w:contextualSpacing/>
     </w:pPr>
   </w:style>
-  <w:style w:type="paragraph" w:styleId="26">
+  <w:style w:type="paragraph" w:styleId="ListContinue2">
     <w:name w:val="List Continue 2"/>
-    <w:basedOn w:val="a1"/>
+    <w:basedOn w:val="Normal"/>
     <w:uiPriority w:val="99"/>
     <w:unhideWhenUsed/>
     <w:rsid w:val="0029639D"/>
@@ -3139,9 +3020,9 @@
       <w:contextualSpacing/>
     </w:pPr>
   </w:style>
-  <w:style w:type="paragraph" w:styleId="36">
+  <w:style w:type="paragraph" w:styleId="ListContinue3">
     <w:name w:val="List Continue 3"/>
-    <w:basedOn w:val="a1"/>
+    <w:basedOn w:val="Normal"/>
     <w:uiPriority w:val="99"/>
     <w:unhideWhenUsed/>
     <w:rsid w:val="0029639D"/>
@@ -3151,9 +3032,9 @@
       <w:contextualSpacing/>
     </w:pPr>
   </w:style>
-  <w:style w:type="paragraph" w:styleId="af3">
+  <w:style w:type="paragraph" w:styleId="MacroText">
     <w:name w:val="macro"/>
-    <w:link w:val="af4"/>
+    <w:link w:val="MacroTextChar"/>
     <w:uiPriority w:val="99"/>
     <w:unhideWhenUsed/>
     <w:rsid w:val="0029639D"/>
@@ -3174,10 +3055,10 @@
       <w:szCs w:val="20"/>
     </w:rPr>
   </w:style>
-  <w:style w:type="character" w:customStyle="1" w:styleId="af4">
-    <w:name w:val="Текст макроса Знак"/>
-    <w:basedOn w:val="a2"/>
-    <w:link w:val="af3"/>
+  <w:style w:type="character" w:customStyle="1" w:styleId="MacroTextChar">
+    <w:name w:val="Macro Text Char"/>
+    <w:basedOn w:val="DefaultParagraphFont"/>
+    <w:link w:val="MacroText"/>
     <w:uiPriority w:val="99"/>
     <w:rsid w:val="0029639D"/>
     <w:rPr>
@@ -3186,11 +3067,11 @@
       <w:szCs w:val="20"/>
     </w:rPr>
   </w:style>
-  <w:style w:type="paragraph" w:styleId="27">
+  <w:style w:type="paragraph" w:styleId="Quote">
     <w:name w:val="Quote"/>
-    <w:basedOn w:val="a1"/>
-    <w:next w:val="a1"/>
-    <w:link w:val="28"/>
+    <w:basedOn w:val="Normal"/>
+    <w:next w:val="Normal"/>
+    <w:link w:val="QuoteChar"/>
     <w:uiPriority w:val="29"/>
     <w:qFormat/>
     <w:rsid w:val="00FC693F"/>
@@ -3200,10 +3081,10 @@
       <w:color w:val="000000" w:themeColor="text1"/>
     </w:rPr>
   </w:style>
-  <w:style w:type="character" w:customStyle="1" w:styleId="28">
-    <w:name w:val="Цитата 2 Знак"/>
-    <w:basedOn w:val="a2"/>
-    <w:link w:val="27"/>
+  <w:style w:type="character" w:customStyle="1" w:styleId="QuoteChar">
+    <w:name w:val="Quote Char"/>
+    <w:basedOn w:val="DefaultParagraphFont"/>
+    <w:link w:val="Quote"/>
     <w:uiPriority w:val="29"/>
     <w:rsid w:val="00FC693F"/>
     <w:rPr>
@@ -3212,10 +3093,10 @@
       <w:color w:val="000000" w:themeColor="text1"/>
     </w:rPr>
   </w:style>
-  <w:style w:type="character" w:customStyle="1" w:styleId="40">
-    <w:name w:val="Заголовок 4 Знак"/>
-    <w:basedOn w:val="a2"/>
-    <w:link w:val="4"/>
+  <w:style w:type="character" w:customStyle="1" w:styleId="Heading4Char">
+    <w:name w:val="Heading 4 Char"/>
+    <w:basedOn w:val="DefaultParagraphFont"/>
+    <w:link w:val="Heading4"/>
     <w:uiPriority w:val="9"/>
     <w:semiHidden/>
     <w:rsid w:val="00FC693F"/>
@@ -3228,10 +3109,10 @@
       <w:color w:val="4F81BD" w:themeColor="accent1"/>
     </w:rPr>
   </w:style>
-  <w:style w:type="character" w:customStyle="1" w:styleId="50">
-    <w:name w:val="Заголовок 5 Знак"/>
-    <w:basedOn w:val="a2"/>
-    <w:link w:val="5"/>
+  <w:style w:type="character" w:customStyle="1" w:styleId="Heading5Char">
+    <w:name w:val="Heading 5 Char"/>
+    <w:basedOn w:val="DefaultParagraphFont"/>
+    <w:link w:val="Heading5"/>
     <w:uiPriority w:val="9"/>
     <w:semiHidden/>
     <w:rsid w:val="00FC693F"/>
@@ -3240,10 +3121,10 @@
       <w:color w:val="243F60" w:themeColor="accent1" w:themeShade="7F"/>
     </w:rPr>
   </w:style>
-  <w:style w:type="character" w:customStyle="1" w:styleId="60">
-    <w:name w:val="Заголовок 6 Знак"/>
-    <w:basedOn w:val="a2"/>
-    <w:link w:val="6"/>
+  <w:style w:type="character" w:customStyle="1" w:styleId="Heading6Char">
+    <w:name w:val="Heading 6 Char"/>
+    <w:basedOn w:val="DefaultParagraphFont"/>
+    <w:link w:val="Heading6"/>
     <w:uiPriority w:val="9"/>
     <w:semiHidden/>
     <w:rsid w:val="00FC693F"/>
@@ -3254,10 +3135,10 @@
       <w:color w:val="243F60" w:themeColor="accent1" w:themeShade="7F"/>
     </w:rPr>
   </w:style>
-  <w:style w:type="character" w:customStyle="1" w:styleId="70">
-    <w:name w:val="Заголовок 7 Знак"/>
-    <w:basedOn w:val="a2"/>
-    <w:link w:val="7"/>
+  <w:style w:type="character" w:customStyle="1" w:styleId="Heading7Char">
+    <w:name w:val="Heading 7 Char"/>
+    <w:basedOn w:val="DefaultParagraphFont"/>
+    <w:link w:val="Heading7"/>
     <w:uiPriority w:val="9"/>
     <w:semiHidden/>
     <w:rsid w:val="00FC693F"/>
@@ -3268,10 +3149,10 @@
       <w:color w:val="404040" w:themeColor="text1" w:themeTint="BF"/>
     </w:rPr>
   </w:style>
-  <w:style w:type="character" w:customStyle="1" w:styleId="80">
-    <w:name w:val="Заголовок 8 Знак"/>
-    <w:basedOn w:val="a2"/>
-    <w:link w:val="8"/>
+  <w:style w:type="character" w:customStyle="1" w:styleId="Heading8Char">
+    <w:name w:val="Heading 8 Char"/>
+    <w:basedOn w:val="DefaultParagraphFont"/>
+    <w:link w:val="Heading8"/>
     <w:uiPriority w:val="9"/>
     <w:semiHidden/>
     <w:rsid w:val="00FC693F"/>
@@ -3282,10 +3163,10 @@
       <w:szCs w:val="20"/>
     </w:rPr>
   </w:style>
-  <w:style w:type="character" w:customStyle="1" w:styleId="90">
-    <w:name w:val="Заголовок 9 Знак"/>
-    <w:basedOn w:val="a2"/>
-    <w:link w:val="9"/>
+  <w:style w:type="character" w:customStyle="1" w:styleId="Heading9Char">
+    <w:name w:val="Heading 9 Char"/>
+    <w:basedOn w:val="DefaultParagraphFont"/>
+    <w:link w:val="Heading9"/>
     <w:uiPriority w:val="9"/>
     <w:semiHidden/>
     <w:rsid w:val="00FC693F"/>
@@ -3298,10 +3179,10 @@
       <w:szCs w:val="20"/>
     </w:rPr>
   </w:style>
-  <w:style w:type="paragraph" w:styleId="af5">
+  <w:style w:type="paragraph" w:styleId="Caption">
     <w:name w:val="caption"/>
-    <w:basedOn w:val="a1"/>
-    <w:next w:val="a1"/>
+    <w:basedOn w:val="Normal"/>
+    <w:next w:val="Normal"/>
     <w:uiPriority w:val="35"/>
     <w:semiHidden/>
     <w:unhideWhenUsed/>
@@ -3318,9 +3199,9 @@
       <w:szCs w:val="18"/>
     </w:rPr>
   </w:style>
-  <w:style w:type="character" w:styleId="af6">
+  <w:style w:type="character" w:styleId="Strong">
     <w:name w:val="Strong"/>
-    <w:basedOn w:val="a2"/>
+    <w:basedOn w:val="DefaultParagraphFont"/>
     <w:uiPriority w:val="22"/>
     <w:qFormat/>
     <w:rsid w:val="00FC693F"/>
@@ -3329,9 +3210,9 @@
       <w:bCs/>
     </w:rPr>
   </w:style>
-  <w:style w:type="character" w:styleId="af7">
+  <w:style w:type="character" w:styleId="Emphasis">
     <w:name w:val="Emphasis"/>
-    <w:basedOn w:val="a2"/>
+    <w:basedOn w:val="DefaultParagraphFont"/>
     <w:uiPriority w:val="20"/>
     <w:qFormat/>
     <w:rsid w:val="00FC693F"/>
@@ -3340,11 +3221,11 @@
       <w:iCs/>
     </w:rPr>
   </w:style>
-  <w:style w:type="paragraph" w:styleId="af8">
+  <w:style w:type="paragraph" w:styleId="IntenseQuote">
     <w:name w:val="Intense Quote"/>
-    <w:basedOn w:val="a1"/>
-    <w:next w:val="a1"/>
-    <w:link w:val="af9"/>
+    <w:basedOn w:val="Normal"/>
+    <w:next w:val="Normal"/>
+    <w:link w:val="IntenseQuoteChar"/>
     <w:uiPriority w:val="30"/>
     <w:qFormat/>
     <w:rsid w:val="00FC693F"/>
@@ -3363,10 +3244,10 @@
       <w:color w:val="4F81BD" w:themeColor="accent1"/>
     </w:rPr>
   </w:style>
-  <w:style w:type="character" w:customStyle="1" w:styleId="af9">
-    <w:name w:val="Выделенная цитата Знак"/>
-    <w:basedOn w:val="a2"/>
-    <w:link w:val="af8"/>
+  <w:style w:type="character" w:customStyle="1" w:styleId="IntenseQuoteChar">
+    <w:name w:val="Intense Quote Char"/>
+    <w:basedOn w:val="DefaultParagraphFont"/>
+    <w:link w:val="IntenseQuote"/>
     <w:uiPriority w:val="30"/>
     <w:rsid w:val="00FC693F"/>
     <w:rPr>
@@ -3377,9 +3258,9 @@
       <w:color w:val="4F81BD" w:themeColor="accent1"/>
     </w:rPr>
   </w:style>
-  <w:style w:type="character" w:styleId="afa">
+  <w:style w:type="character" w:styleId="SubtleEmphasis">
     <w:name w:val="Subtle Emphasis"/>
-    <w:basedOn w:val="a2"/>
+    <w:basedOn w:val="DefaultParagraphFont"/>
     <w:uiPriority w:val="19"/>
     <w:qFormat/>
     <w:rsid w:val="00FC693F"/>
@@ -3389,9 +3270,9 @@
       <w:color w:val="808080" w:themeColor="text1" w:themeTint="7F"/>
     </w:rPr>
   </w:style>
-  <w:style w:type="character" w:styleId="afb">
+  <w:style w:type="character" w:styleId="IntenseEmphasis">
     <w:name w:val="Intense Emphasis"/>
-    <w:basedOn w:val="a2"/>
+    <w:basedOn w:val="DefaultParagraphFont"/>
     <w:uiPriority w:val="21"/>
     <w:qFormat/>
     <w:rsid w:val="00FC693F"/>
@@ -3403,9 +3284,9 @@
       <w:color w:val="4F81BD" w:themeColor="accent1"/>
     </w:rPr>
   </w:style>
-  <w:style w:type="character" w:styleId="afc">
+  <w:style w:type="character" w:styleId="SubtleReference">
     <w:name w:val="Subtle Reference"/>
-    <w:basedOn w:val="a2"/>
+    <w:basedOn w:val="DefaultParagraphFont"/>
     <w:uiPriority w:val="31"/>
     <w:qFormat/>
     <w:rsid w:val="00FC693F"/>
@@ -3415,9 +3296,9 @@
       <w:u w:val="single"/>
     </w:rPr>
   </w:style>
-  <w:style w:type="character" w:styleId="afd">
+  <w:style w:type="character" w:styleId="IntenseReference">
     <w:name w:val="Intense Reference"/>
-    <w:basedOn w:val="a2"/>
+    <w:basedOn w:val="DefaultParagraphFont"/>
     <w:uiPriority w:val="32"/>
     <w:qFormat/>
     <w:rsid w:val="00FC693F"/>
@@ -3430,9 +3311,9 @@
       <w:u w:val="single"/>
     </w:rPr>
   </w:style>
-  <w:style w:type="character" w:styleId="afe">
+  <w:style w:type="character" w:styleId="BookTitle">
     <w:name w:val="Book Title"/>
-    <w:basedOn w:val="a2"/>
+    <w:basedOn w:val="DefaultParagraphFont"/>
     <w:uiPriority w:val="33"/>
     <w:qFormat/>
     <w:rsid w:val="00FC693F"/>
@@ -3443,10 +3324,10 @@
       <w:spacing w:val="5"/>
     </w:rPr>
   </w:style>
-  <w:style w:type="paragraph" w:styleId="aff">
+  <w:style w:type="paragraph" w:styleId="TOCHeading">
     <w:name w:val="TOC Heading"/>
-    <w:basedOn w:val="1"/>
-    <w:next w:val="a1"/>
+    <w:basedOn w:val="Heading1"/>
+    <w:next w:val="Normal"/>
     <w:uiPriority w:val="39"/>
     <w:semiHidden/>
     <w:unhideWhenUsed/>
@@ -3456,9 +3337,9 @@
       <w:outlineLvl w:val="9"/>
     </w:pPr>
   </w:style>
-  <w:style w:type="table" w:styleId="aff0">
+  <w:style w:type="table" w:styleId="TableGrid">
     <w:name w:val="Table Grid"/>
-    <w:basedOn w:val="a3"/>
+    <w:basedOn w:val="TableNormal"/>
     <w:uiPriority w:val="59"/>
     <w:rsid w:val="00FC693F"/>
     <w:pPr>
@@ -3475,9 +3356,9 @@
       </w:tblBorders>
     </w:tblPr>
   </w:style>
-  <w:style w:type="table" w:styleId="aff1">
+  <w:style w:type="table" w:styleId="LightShading">
     <w:name w:val="Light Shading"/>
-    <w:basedOn w:val="a3"/>
+    <w:basedOn w:val="TableNormal"/>
     <w:uiPriority w:val="60"/>
     <w:rsid w:val="00FC693F"/>
     <w:pPr>
@@ -3571,9 +3452,9 @@
       </w:tcPr>
     </w:tblStylePr>
   </w:style>
-  <w:style w:type="table" w:styleId="-1">
+  <w:style w:type="table" w:styleId="LightShading-Accent1">
     <w:name w:val="Light Shading Accent 1"/>
-    <w:basedOn w:val="a3"/>
+    <w:basedOn w:val="TableNormal"/>
     <w:uiPriority w:val="60"/>
     <w:rsid w:val="00FC693F"/>
     <w:pPr>
@@ -3667,9 +3548,9 @@
       </w:tcPr>
     </w:tblStylePr>
   </w:style>
-  <w:style w:type="table" w:styleId="-2">
+  <w:style w:type="table" w:styleId="LightShading-Accent2">
     <w:name w:val="Light Shading Accent 2"/>
-    <w:basedOn w:val="a3"/>
+    <w:basedOn w:val="TableNormal"/>
     <w:uiPriority w:val="60"/>
     <w:rsid w:val="00FC693F"/>
     <w:pPr>
@@ -3763,9 +3644,9 @@
       </w:tcPr>
     </w:tblStylePr>
   </w:style>
-  <w:style w:type="table" w:styleId="-3">
+  <w:style w:type="table" w:styleId="LightShading-Accent3">
     <w:name w:val="Light Shading Accent 3"/>
-    <w:basedOn w:val="a3"/>
+    <w:basedOn w:val="TableNormal"/>
     <w:uiPriority w:val="60"/>
     <w:rsid w:val="00FC693F"/>
     <w:pPr>
@@ -3859,9 +3740,9 @@
       </w:tcPr>
     </w:tblStylePr>
   </w:style>
-  <w:style w:type="table" w:styleId="-4">
+  <w:style w:type="table" w:styleId="LightShading-Accent4">
     <w:name w:val="Light Shading Accent 4"/>
-    <w:basedOn w:val="a3"/>
+    <w:basedOn w:val="TableNormal"/>
     <w:uiPriority w:val="60"/>
     <w:rsid w:val="00FC693F"/>
     <w:pPr>
@@ -3955,9 +3836,9 @@
       </w:tcPr>
     </w:tblStylePr>
   </w:style>
-  <w:style w:type="table" w:styleId="-5">
+  <w:style w:type="table" w:styleId="LightShading-Accent5">
     <w:name w:val="Light Shading Accent 5"/>
-    <w:basedOn w:val="a3"/>
+    <w:basedOn w:val="TableNormal"/>
     <w:uiPriority w:val="60"/>
     <w:rsid w:val="00FC693F"/>
     <w:pPr>
@@ -4051,9 +3932,9 @@
       </w:tcPr>
     </w:tblStylePr>
   </w:style>
-  <w:style w:type="table" w:styleId="-6">
+  <w:style w:type="table" w:styleId="LightShading-Accent6">
     <w:name w:val="Light Shading Accent 6"/>
-    <w:basedOn w:val="a3"/>
+    <w:basedOn w:val="TableNormal"/>
     <w:uiPriority w:val="60"/>
     <w:rsid w:val="00FC693F"/>
     <w:pPr>
@@ -4147,9 +4028,9 @@
       </w:tcPr>
     </w:tblStylePr>
   </w:style>
-  <w:style w:type="table" w:styleId="aff2">
+  <w:style w:type="table" w:styleId="LightList">
     <w:name w:val="Light List"/>
-    <w:basedOn w:val="a3"/>
+    <w:basedOn w:val="TableNormal"/>
     <w:uiPriority w:val="61"/>
     <w:rsid w:val="00FC693F"/>
     <w:pPr>
@@ -4232,9 +4113,9 @@
       </w:tcPr>
     </w:tblStylePr>
   </w:style>
-  <w:style w:type="table" w:styleId="-10">
+  <w:style w:type="table" w:styleId="LightList-Accent1">
     <w:name w:val="Light List Accent 1"/>
-    <w:basedOn w:val="a3"/>
+    <w:basedOn w:val="TableNormal"/>
     <w:uiPriority w:val="61"/>
     <w:rsid w:val="00FC693F"/>
     <w:pPr>
@@ -4317,9 +4198,9 @@
       </w:tcPr>
     </w:tblStylePr>
   </w:style>
-  <w:style w:type="table" w:styleId="-20">
+  <w:style w:type="table" w:styleId="LightList-Accent2">
     <w:name w:val="Light List Accent 2"/>
-    <w:basedOn w:val="a3"/>
+    <w:basedOn w:val="TableNormal"/>
     <w:uiPriority w:val="61"/>
     <w:rsid w:val="00CB0664"/>
     <w:pPr>
@@ -4402,9 +4283,9 @@
       </w:tcPr>
     </w:tblStylePr>
   </w:style>
-  <w:style w:type="table" w:styleId="-30">
+  <w:style w:type="table" w:styleId="LightList-Accent3">
     <w:name w:val="Light List Accent 3"/>
-    <w:basedOn w:val="a3"/>
+    <w:basedOn w:val="TableNormal"/>
     <w:uiPriority w:val="61"/>
     <w:rsid w:val="00CB0664"/>
     <w:pPr>
@@ -4487,9 +4368,9 @@
       </w:tcPr>
     </w:tblStylePr>
   </w:style>
-  <w:style w:type="table" w:styleId="-40">
+  <w:style w:type="table" w:styleId="LightList-Accent4">
     <w:name w:val="Light List Accent 4"/>
-    <w:basedOn w:val="a3"/>
+    <w:basedOn w:val="TableNormal"/>
     <w:uiPriority w:val="61"/>
     <w:rsid w:val="00CB0664"/>
     <w:pPr>
@@ -4572,9 +4453,9 @@
       </w:tcPr>
     </w:tblStylePr>
   </w:style>
-  <w:style w:type="table" w:styleId="-50">
+  <w:style w:type="table" w:styleId="LightList-Accent5">
     <w:name w:val="Light List Accent 5"/>
-    <w:basedOn w:val="a3"/>
+    <w:basedOn w:val="TableNormal"/>
     <w:uiPriority w:val="61"/>
     <w:rsid w:val="00CB0664"/>
     <w:pPr>
@@ -4657,9 +4538,9 @@
       </w:tcPr>
     </w:tblStylePr>
   </w:style>
-  <w:style w:type="table" w:styleId="-60">
+  <w:style w:type="table" w:styleId="LightList-Accent6">
     <w:name w:val="Light List Accent 6"/>
-    <w:basedOn w:val="a3"/>
+    <w:basedOn w:val="TableNormal"/>
     <w:uiPriority w:val="61"/>
     <w:rsid w:val="00CB0664"/>
     <w:pPr>
@@ -4742,9 +4623,9 @@
       </w:tcPr>
     </w:tblStylePr>
   </w:style>
-  <w:style w:type="table" w:styleId="aff3">
+  <w:style w:type="table" w:styleId="LightGrid">
     <w:name w:val="Light Grid"/>
-    <w:basedOn w:val="a3"/>
+    <w:basedOn w:val="TableNormal"/>
     <w:uiPriority w:val="62"/>
     <w:rsid w:val="00CB0664"/>
     <w:pPr>
@@ -4865,9 +4746,9 @@
       </w:tcPr>
     </w:tblStylePr>
   </w:style>
-  <w:style w:type="table" w:styleId="-11">
+  <w:style w:type="table" w:styleId="LightGrid-Accent1">
     <w:name w:val="Light Grid Accent 1"/>
-    <w:basedOn w:val="a3"/>
+    <w:basedOn w:val="TableNormal"/>
     <w:uiPriority w:val="62"/>
     <w:rsid w:val="00CB0664"/>
     <w:pPr>
@@ -4988,9 +4869,9 @@
       </w:tcPr>
     </w:tblStylePr>
   </w:style>
-  <w:style w:type="table" w:styleId="-21">
+  <w:style w:type="table" w:styleId="LightGrid-Accent2">
     <w:name w:val="Light Grid Accent 2"/>
-    <w:basedOn w:val="a3"/>
+    <w:basedOn w:val="TableNormal"/>
     <w:uiPriority w:val="62"/>
     <w:rsid w:val="00CB0664"/>
     <w:pPr>
@@ -5111,9 +4992,9 @@
       </w:tcPr>
     </w:tblStylePr>
   </w:style>
-  <w:style w:type="table" w:styleId="-31">
+  <w:style w:type="table" w:styleId="LightGrid-Accent3">
     <w:name w:val="Light Grid Accent 3"/>
-    <w:basedOn w:val="a3"/>
+    <w:basedOn w:val="TableNormal"/>
     <w:uiPriority w:val="62"/>
     <w:rsid w:val="00CB0664"/>
     <w:pPr>
@@ -5234,9 +5115,9 @@
       </w:tcPr>
     </w:tblStylePr>
   </w:style>
-  <w:style w:type="table" w:styleId="-41">
+  <w:style w:type="table" w:styleId="LightGrid-Accent4">
     <w:name w:val="Light Grid Accent 4"/>
-    <w:basedOn w:val="a3"/>
+    <w:basedOn w:val="TableNormal"/>
     <w:uiPriority w:val="62"/>
     <w:rsid w:val="00CB0664"/>
     <w:pPr>
@@ -5357,9 +5238,9 @@
       </w:tcPr>
     </w:tblStylePr>
   </w:style>
-  <w:style w:type="table" w:styleId="-51">
+  <w:style w:type="table" w:styleId="LightGrid-Accent5">
     <w:name w:val="Light Grid Accent 5"/>
-    <w:basedOn w:val="a3"/>
+    <w:basedOn w:val="TableNormal"/>
     <w:uiPriority w:val="62"/>
     <w:rsid w:val="00CB0664"/>
     <w:pPr>
@@ -5480,9 +5361,9 @@
       </w:tcPr>
     </w:tblStylePr>
   </w:style>
-  <w:style w:type="table" w:styleId="-61">
+  <w:style w:type="table" w:styleId="LightGrid-Accent6">
     <w:name w:val="Light Grid Accent 6"/>
-    <w:basedOn w:val="a3"/>
+    <w:basedOn w:val="TableNormal"/>
     <w:uiPriority w:val="62"/>
     <w:rsid w:val="00CB0664"/>
     <w:pPr>
@@ -5603,9 +5484,9 @@
       </w:tcPr>
     </w:tblStylePr>
   </w:style>
-  <w:style w:type="table" w:styleId="11">
+  <w:style w:type="table" w:styleId="MediumShading1">
     <w:name w:val="Medium Shading 1"/>
-    <w:basedOn w:val="a3"/>
+    <w:basedOn w:val="TableNormal"/>
     <w:uiPriority w:val="63"/>
     <w:rsid w:val="00CB0664"/>
     <w:pPr>
@@ -5702,9 +5583,9 @@
       </w:tcPr>
     </w:tblStylePr>
   </w:style>
-  <w:style w:type="table" w:styleId="1-1">
+  <w:style w:type="table" w:styleId="MediumShading1-Accent1">
     <w:name w:val="Medium Shading 1 Accent 1"/>
-    <w:basedOn w:val="a3"/>
+    <w:basedOn w:val="TableNormal"/>
     <w:uiPriority w:val="63"/>
     <w:rsid w:val="00CB0664"/>
     <w:pPr>
@@ -5801,9 +5682,9 @@
       </w:tcPr>
     </w:tblStylePr>
   </w:style>
-  <w:style w:type="table" w:styleId="1-2">
+  <w:style w:type="table" w:styleId="MediumShading1-Accent2">
     <w:name w:val="Medium Shading 1 Accent 2"/>
-    <w:basedOn w:val="a3"/>
+    <w:basedOn w:val="TableNormal"/>
     <w:uiPriority w:val="63"/>
     <w:rsid w:val="00CB0664"/>
     <w:pPr>
@@ -5900,9 +5781,9 @@
       </w:tcPr>
     </w:tblStylePr>
   </w:style>
-  <w:style w:type="table" w:styleId="1-3">
+  <w:style w:type="table" w:styleId="MediumShading1-Accent3">
     <w:name w:val="Medium Shading 1 Accent 3"/>
-    <w:basedOn w:val="a3"/>
+    <w:basedOn w:val="TableNormal"/>
     <w:uiPriority w:val="63"/>
     <w:rsid w:val="00CB0664"/>
     <w:pPr>
@@ -5999,9 +5880,9 @@
       </w:tcPr>
     </w:tblStylePr>
   </w:style>
-  <w:style w:type="table" w:styleId="1-4">
+  <w:style w:type="table" w:styleId="MediumShading1-Accent4">
     <w:name w:val="Medium Shading 1 Accent 4"/>
-    <w:basedOn w:val="a3"/>
+    <w:basedOn w:val="TableNormal"/>
     <w:uiPriority w:val="63"/>
     <w:rsid w:val="00CB0664"/>
     <w:pPr>
@@ -6098,9 +5979,9 @@
       </w:tcPr>
     </w:tblStylePr>
   </w:style>
-  <w:style w:type="table" w:styleId="1-5">
+  <w:style w:type="table" w:styleId="MediumShading1-Accent5">
     <w:name w:val="Medium Shading 1 Accent 5"/>
-    <w:basedOn w:val="a3"/>
+    <w:basedOn w:val="TableNormal"/>
     <w:uiPriority w:val="63"/>
     <w:rsid w:val="00CB0664"/>
     <w:pPr>
@@ -6197,9 +6078,9 @@
       </w:tcPr>
     </w:tblStylePr>
   </w:style>
-  <w:style w:type="table" w:styleId="1-6">
+  <w:style w:type="table" w:styleId="MediumShading1-Accent6">
     <w:name w:val="Medium Shading 1 Accent 6"/>
-    <w:basedOn w:val="a3"/>
+    <w:basedOn w:val="TableNormal"/>
     <w:uiPriority w:val="63"/>
     <w:rsid w:val="00CB0664"/>
     <w:pPr>
@@ -6296,9 +6177,9 @@
       </w:tcPr>
     </w:tblStylePr>
   </w:style>
-  <w:style w:type="table" w:styleId="29">
+  <w:style w:type="table" w:styleId="MediumShading2">
     <w:name w:val="Medium Shading 2"/>
-    <w:basedOn w:val="a3"/>
+    <w:basedOn w:val="TableNormal"/>
     <w:uiPriority w:val="64"/>
     <w:rsid w:val="00CB0664"/>
     <w:pPr>
@@ -6438,9 +6319,9 @@
       </w:tcPr>
     </w:tblStylePr>
   </w:style>
-  <w:style w:type="table" w:styleId="2-1">
+  <w:style w:type="table" w:styleId="MediumShading2-Accent1">
     <w:name w:val="Medium Shading 2 Accent 1"/>
-    <w:basedOn w:val="a3"/>
+    <w:basedOn w:val="TableNormal"/>
     <w:uiPriority w:val="64"/>
     <w:rsid w:val="00CB0664"/>
     <w:pPr>
@@ -6580,9 +6461,9 @@
       </w:tcPr>
     </w:tblStylePr>
   </w:style>
-  <w:style w:type="table" w:styleId="2-2">
+  <w:style w:type="table" w:styleId="MediumShading2-Accent2">
     <w:name w:val="Medium Shading 2 Accent 2"/>
-    <w:basedOn w:val="a3"/>
+    <w:basedOn w:val="TableNormal"/>
     <w:uiPriority w:val="64"/>
     <w:rsid w:val="00CB0664"/>
     <w:pPr>
@@ -6722,9 +6603,9 @@
       </w:tcPr>
     </w:tblStylePr>
   </w:style>
-  <w:style w:type="table" w:styleId="2-3">
+  <w:style w:type="table" w:styleId="MediumShading2-Accent3">
     <w:name w:val="Medium Shading 2 Accent 3"/>
-    <w:basedOn w:val="a3"/>
+    <w:basedOn w:val="TableNormal"/>
     <w:uiPriority w:val="64"/>
     <w:rsid w:val="00CB0664"/>
     <w:pPr>
@@ -6864,9 +6745,9 @@
       </w:tcPr>
     </w:tblStylePr>
   </w:style>
-  <w:style w:type="table" w:styleId="2-4">
+  <w:style w:type="table" w:styleId="MediumShading2-Accent4">
     <w:name w:val="Medium Shading 2 Accent 4"/>
-    <w:basedOn w:val="a3"/>
+    <w:basedOn w:val="TableNormal"/>
     <w:uiPriority w:val="64"/>
     <w:rsid w:val="00CB0664"/>
     <w:pPr>
@@ -7006,9 +6887,9 @@
       </w:tcPr>
     </w:tblStylePr>
   </w:style>
-  <w:style w:type="table" w:styleId="2-5">
+  <w:style w:type="table" w:styleId="MediumShading2-Accent5">
     <w:name w:val="Medium Shading 2 Accent 5"/>
-    <w:basedOn w:val="a3"/>
+    <w:basedOn w:val="TableNormal"/>
     <w:uiPriority w:val="64"/>
     <w:rsid w:val="00CB0664"/>
     <w:pPr>
@@ -7148,9 +7029,9 @@
       </w:tcPr>
     </w:tblStylePr>
   </w:style>
-  <w:style w:type="table" w:styleId="2-6">
+  <w:style w:type="table" w:styleId="MediumShading2-Accent6">
     <w:name w:val="Medium Shading 2 Accent 6"/>
-    <w:basedOn w:val="a3"/>
+    <w:basedOn w:val="TableNormal"/>
     <w:uiPriority w:val="64"/>
     <w:rsid w:val="00CB0664"/>
     <w:pPr>
@@ -7290,9 +7171,9 @@
       </w:tcPr>
     </w:tblStylePr>
   </w:style>
-  <w:style w:type="table" w:styleId="12">
+  <w:style w:type="table" w:styleId="MediumList1">
     <w:name w:val="Medium List 1"/>
-    <w:basedOn w:val="a3"/>
+    <w:basedOn w:val="TableNormal"/>
     <w:uiPriority w:val="65"/>
     <w:rsid w:val="00CB0664"/>
     <w:pPr>
@@ -7367,9 +7248,9 @@
       </w:tcPr>
     </w:tblStylePr>
   </w:style>
-  <w:style w:type="table" w:styleId="1-10">
+  <w:style w:type="table" w:styleId="MediumList1-Accent1">
     <w:name w:val="Medium List 1 Accent 1"/>
-    <w:basedOn w:val="a3"/>
+    <w:basedOn w:val="TableNormal"/>
     <w:uiPriority w:val="65"/>
     <w:rsid w:val="00CB0664"/>
     <w:pPr>
@@ -7444,9 +7325,9 @@
       </w:tcPr>
     </w:tblStylePr>
   </w:style>
-  <w:style w:type="table" w:styleId="1-20">
+  <w:style w:type="table" w:styleId="MediumList1-Accent2">
     <w:name w:val="Medium List 1 Accent 2"/>
-    <w:basedOn w:val="a3"/>
+    <w:basedOn w:val="TableNormal"/>
     <w:uiPriority w:val="65"/>
     <w:rsid w:val="00CB0664"/>
     <w:pPr>
@@ -7521,9 +7402,9 @@
       </w:tcPr>
     </w:tblStylePr>
   </w:style>
-  <w:style w:type="table" w:styleId="1-30">
+  <w:style w:type="table" w:styleId="MediumList1-Accent3">
     <w:name w:val="Medium List 1 Accent 3"/>
-    <w:basedOn w:val="a3"/>
+    <w:basedOn w:val="TableNormal"/>
     <w:uiPriority w:val="65"/>
     <w:rsid w:val="00CB0664"/>
     <w:pPr>
@@ -7598,9 +7479,9 @@
       </w:tcPr>
     </w:tblStylePr>
   </w:style>
-  <w:style w:type="table" w:styleId="1-40">
+  <w:style w:type="table" w:styleId="MediumList1-Accent4">
     <w:name w:val="Medium List 1 Accent 4"/>
-    <w:basedOn w:val="a3"/>
+    <w:basedOn w:val="TableNormal"/>
     <w:uiPriority w:val="65"/>
     <w:rsid w:val="00CB0664"/>
     <w:pPr>
@@ -7675,9 +7556,9 @@
       </w:tcPr>
     </w:tblStylePr>
   </w:style>
-  <w:style w:type="table" w:styleId="1-50">
+  <w:style w:type="table" w:styleId="MediumList1-Accent5">
     <w:name w:val="Medium List 1 Accent 5"/>
-    <w:basedOn w:val="a3"/>
+    <w:basedOn w:val="TableNormal"/>
     <w:uiPriority w:val="65"/>
     <w:rsid w:val="00CB0664"/>
     <w:pPr>
@@ -7752,9 +7633,9 @@
       </w:tcPr>
     </w:tblStylePr>
   </w:style>
-  <w:style w:type="table" w:styleId="1-60">
+  <w:style w:type="table" w:styleId="MediumList1-Accent6">
     <w:name w:val="Medium List 1 Accent 6"/>
-    <w:basedOn w:val="a3"/>
+    <w:basedOn w:val="TableNormal"/>
     <w:uiPriority w:val="65"/>
     <w:rsid w:val="00CB0664"/>
     <w:pPr>
@@ -7829,9 +7710,9 @@
       </w:tcPr>
     </w:tblStylePr>
   </w:style>
-  <w:style w:type="table" w:styleId="2a">
+  <w:style w:type="table" w:styleId="MediumList2">
     <w:name w:val="Medium List 2"/>
-    <w:basedOn w:val="a3"/>
+    <w:basedOn w:val="TableNormal"/>
     <w:uiPriority w:val="66"/>
     <w:rsid w:val="00CB0664"/>
     <w:pPr>
@@ -7950,9 +7831,9 @@
       </w:tcPr>
     </w:tblStylePr>
   </w:style>
-  <w:style w:type="table" w:styleId="2-10">
+  <w:style w:type="table" w:styleId="MediumList2-Accent1">
     <w:name w:val="Medium List 2 Accent 1"/>
-    <w:basedOn w:val="a3"/>
+    <w:basedOn w:val="TableNormal"/>
     <w:uiPriority w:val="66"/>
     <w:rsid w:val="00CB0664"/>
     <w:pPr>
@@ -8071,9 +7952,9 @@
       </w:tcPr>
     </w:tblStylePr>
   </w:style>
-  <w:style w:type="table" w:styleId="2-20">
+  <w:style w:type="table" w:styleId="MediumList2-Accent2">
     <w:name w:val="Medium List 2 Accent 2"/>
-    <w:basedOn w:val="a3"/>
+    <w:basedOn w:val="TableNormal"/>
     <w:uiPriority w:val="66"/>
     <w:rsid w:val="00CB0664"/>
     <w:pPr>
@@ -8192,9 +8073,9 @@
       </w:tcPr>
     </w:tblStylePr>
   </w:style>
-  <w:style w:type="table" w:styleId="2-30">
+  <w:style w:type="table" w:styleId="MediumList2-Accent3">
     <w:name w:val="Medium List 2 Accent 3"/>
-    <w:basedOn w:val="a3"/>
+    <w:basedOn w:val="TableNormal"/>
     <w:uiPriority w:val="66"/>
     <w:rsid w:val="00CB0664"/>
     <w:pPr>
@@ -8313,9 +8194,9 @@
       </w:tcPr>
     </w:tblStylePr>
   </w:style>
-  <w:style w:type="table" w:styleId="2-40">
+  <w:style w:type="table" w:styleId="MediumList2-Accent4">
     <w:name w:val="Medium List 2 Accent 4"/>
-    <w:basedOn w:val="a3"/>
+    <w:basedOn w:val="TableNormal"/>
     <w:uiPriority w:val="66"/>
     <w:rsid w:val="00CB0664"/>
     <w:pPr>
@@ -8434,9 +8315,9 @@
       </w:tcPr>
     </w:tblStylePr>
   </w:style>
-  <w:style w:type="table" w:styleId="2-50">
+  <w:style w:type="table" w:styleId="MediumList2-Accent5">
     <w:name w:val="Medium List 2 Accent 5"/>
-    <w:basedOn w:val="a3"/>
+    <w:basedOn w:val="TableNormal"/>
     <w:uiPriority w:val="66"/>
     <w:rsid w:val="00CB0664"/>
     <w:pPr>
@@ -8555,9 +8436,9 @@
       </w:tcPr>
     </w:tblStylePr>
   </w:style>
-  <w:style w:type="table" w:styleId="2-60">
+  <w:style w:type="table" w:styleId="MediumList2-Accent6">
     <w:name w:val="Medium List 2 Accent 6"/>
-    <w:basedOn w:val="a3"/>
+    <w:basedOn w:val="TableNormal"/>
     <w:uiPriority w:val="66"/>
     <w:rsid w:val="00CB0664"/>
     <w:pPr>
@@ -8676,9 +8557,9 @@
       </w:tcPr>
     </w:tblStylePr>
   </w:style>
-  <w:style w:type="table" w:styleId="13">
+  <w:style w:type="table" w:styleId="MediumGrid1">
     <w:name w:val="Medium Grid 1"/>
-    <w:basedOn w:val="a3"/>
+    <w:basedOn w:val="TableNormal"/>
     <w:uiPriority w:val="67"/>
     <w:rsid w:val="00CB0664"/>
     <w:pPr>
@@ -8742,9 +8623,9 @@
       </w:tcPr>
     </w:tblStylePr>
   </w:style>
-  <w:style w:type="table" w:styleId="1-11">
+  <w:style w:type="table" w:styleId="MediumGrid1-Accent1">
     <w:name w:val="Medium Grid 1 Accent 1"/>
-    <w:basedOn w:val="a3"/>
+    <w:basedOn w:val="TableNormal"/>
     <w:uiPriority w:val="67"/>
     <w:rsid w:val="00CB0664"/>
     <w:pPr>
@@ -8808,9 +8689,9 @@
       </w:tcPr>
     </w:tblStylePr>
   </w:style>
-  <w:style w:type="table" w:styleId="1-21">
+  <w:style w:type="table" w:styleId="MediumGrid1-Accent2">
     <w:name w:val="Medium Grid 1 Accent 2"/>
-    <w:basedOn w:val="a3"/>
+    <w:basedOn w:val="TableNormal"/>
     <w:uiPriority w:val="67"/>
     <w:rsid w:val="00CB0664"/>
     <w:pPr>
@@ -8874,9 +8755,9 @@
       </w:tcPr>
     </w:tblStylePr>
   </w:style>
-  <w:style w:type="table" w:styleId="1-31">
+  <w:style w:type="table" w:styleId="MediumGrid1-Accent3">
     <w:name w:val="Medium Grid 1 Accent 3"/>
-    <w:basedOn w:val="a3"/>
+    <w:basedOn w:val="TableNormal"/>
     <w:uiPriority w:val="67"/>
     <w:rsid w:val="00CB0664"/>
     <w:pPr>
@@ -8940,9 +8821,9 @@
       </w:tcPr>
     </w:tblStylePr>
   </w:style>
-  <w:style w:type="table" w:styleId="1-41">
+  <w:style w:type="table" w:styleId="MediumGrid1-Accent4">
     <w:name w:val="Medium Grid 1 Accent 4"/>
-    <w:basedOn w:val="a3"/>
+    <w:basedOn w:val="TableNormal"/>
     <w:uiPriority w:val="67"/>
     <w:rsid w:val="00CB0664"/>
     <w:pPr>
@@ -9006,9 +8887,9 @@
       </w:tcPr>
     </w:tblStylePr>
   </w:style>
-  <w:style w:type="table" w:styleId="1-51">
+  <w:style w:type="table" w:styleId="MediumGrid1-Accent5">
     <w:name w:val="Medium Grid 1 Accent 5"/>
-    <w:basedOn w:val="a3"/>
+    <w:basedOn w:val="TableNormal"/>
     <w:uiPriority w:val="67"/>
     <w:rsid w:val="00CB0664"/>
     <w:pPr>
@@ -9072,9 +8953,9 @@
       </w:tcPr>
     </w:tblStylePr>
   </w:style>
-  <w:style w:type="table" w:styleId="1-61">
+  <w:style w:type="table" w:styleId="MediumGrid1-Accent6">
     <w:name w:val="Medium Grid 1 Accent 6"/>
-    <w:basedOn w:val="a3"/>
+    <w:basedOn w:val="TableNormal"/>
     <w:uiPriority w:val="67"/>
     <w:rsid w:val="00CB0664"/>
     <w:pPr>
@@ -9138,9 +9019,9 @@
       </w:tcPr>
     </w:tblStylePr>
   </w:style>
-  <w:style w:type="table" w:styleId="2b">
+  <w:style w:type="table" w:styleId="MediumGrid2">
     <w:name w:val="Medium Grid 2"/>
-    <w:basedOn w:val="a3"/>
+    <w:basedOn w:val="TableNormal"/>
     <w:uiPriority w:val="68"/>
     <w:rsid w:val="00CB0664"/>
     <w:pPr>
@@ -9256,9 +9137,9 @@
       </w:tcPr>
     </w:tblStylePr>
   </w:style>
-  <w:style w:type="table" w:styleId="2-11">
+  <w:style w:type="table" w:styleId="MediumGrid2-Accent1">
     <w:name w:val="Medium Grid 2 Accent 1"/>
-    <w:basedOn w:val="a3"/>
+    <w:basedOn w:val="TableNormal"/>
     <w:uiPriority w:val="68"/>
     <w:rsid w:val="00CB0664"/>
     <w:pPr>
@@ -9374,9 +9255,9 @@
       </w:tcPr>
     </w:tblStylePr>
   </w:style>
-  <w:style w:type="table" w:styleId="2-21">
+  <w:style w:type="table" w:styleId="MediumGrid2-Accent2">
     <w:name w:val="Medium Grid 2 Accent 2"/>
-    <w:basedOn w:val="a3"/>
+    <w:basedOn w:val="TableNormal"/>
     <w:uiPriority w:val="68"/>
     <w:rsid w:val="00CB0664"/>
     <w:pPr>
@@ -9492,9 +9373,9 @@
       </w:tcPr>
     </w:tblStylePr>
   </w:style>
-  <w:style w:type="table" w:styleId="2-31">
+  <w:style w:type="table" w:styleId="MediumGrid2-Accent3">
     <w:name w:val="Medium Grid 2 Accent 3"/>
-    <w:basedOn w:val="a3"/>
+    <w:basedOn w:val="TableNormal"/>
     <w:uiPriority w:val="68"/>
     <w:rsid w:val="00CB0664"/>
     <w:pPr>
@@ -9610,9 +9491,9 @@
       </w:tcPr>
     </w:tblStylePr>
   </w:style>
-  <w:style w:type="table" w:styleId="2-41">
+  <w:style w:type="table" w:styleId="MediumGrid2-Accent4">
     <w:name w:val="Medium Grid 2 Accent 4"/>
-    <w:basedOn w:val="a3"/>
+    <w:basedOn w:val="TableNormal"/>
     <w:uiPriority w:val="68"/>
     <w:rsid w:val="00CB0664"/>
     <w:pPr>
@@ -9728,9 +9609,9 @@
       </w:tcPr>
     </w:tblStylePr>
   </w:style>
-  <w:style w:type="table" w:styleId="2-51">
+  <w:style w:type="table" w:styleId="MediumGrid2-Accent5">
     <w:name w:val="Medium Grid 2 Accent 5"/>
-    <w:basedOn w:val="a3"/>
+    <w:basedOn w:val="TableNormal"/>
     <w:uiPriority w:val="68"/>
     <w:rsid w:val="00CB0664"/>
     <w:pPr>
@@ -9846,9 +9727,9 @@
       </w:tcPr>
     </w:tblStylePr>
   </w:style>
-  <w:style w:type="table" w:styleId="2-61">
+  <w:style w:type="table" w:styleId="MediumGrid2-Accent6">
     <w:name w:val="Medium Grid 2 Accent 6"/>
-    <w:basedOn w:val="a3"/>
+    <w:basedOn w:val="TableNormal"/>
     <w:uiPriority w:val="68"/>
     <w:rsid w:val="00CB0664"/>
     <w:pPr>
@@ -9964,9 +9845,9 @@
       </w:tcPr>
     </w:tblStylePr>
   </w:style>
-  <w:style w:type="table" w:styleId="37">
+  <w:style w:type="table" w:styleId="MediumGrid3">
     <w:name w:val="Medium Grid 3"/>
-    <w:basedOn w:val="a3"/>
+    <w:basedOn w:val="TableNormal"/>
     <w:uiPriority w:val="69"/>
     <w:rsid w:val="00CB0664"/>
     <w:pPr>
@@ -10098,9 +9979,9 @@
       </w:tcPr>
     </w:tblStylePr>
   </w:style>
-  <w:style w:type="table" w:styleId="3-1">
+  <w:style w:type="table" w:styleId="MediumGrid3-Accent1">
     <w:name w:val="Medium Grid 3 Accent 1"/>
-    <w:basedOn w:val="a3"/>
+    <w:basedOn w:val="TableNormal"/>
     <w:uiPriority w:val="69"/>
     <w:rsid w:val="00CB0664"/>
     <w:pPr>
@@ -10232,9 +10113,9 @@
       </w:tcPr>
     </w:tblStylePr>
   </w:style>
-  <w:style w:type="table" w:styleId="3-2">
+  <w:style w:type="table" w:styleId="MediumGrid3-Accent2">
     <w:name w:val="Medium Grid 3 Accent 2"/>
-    <w:basedOn w:val="a3"/>
+    <w:basedOn w:val="TableNormal"/>
     <w:uiPriority w:val="69"/>
     <w:rsid w:val="00CB0664"/>
     <w:pPr>
@@ -10366,9 +10247,9 @@
       </w:tcPr>
     </w:tblStylePr>
   </w:style>
-  <w:style w:type="table" w:styleId="3-3">
+  <w:style w:type="table" w:styleId="MediumGrid3-Accent3">
     <w:name w:val="Medium Grid 3 Accent 3"/>
-    <w:basedOn w:val="a3"/>
+    <w:basedOn w:val="TableNormal"/>
     <w:uiPriority w:val="69"/>
     <w:rsid w:val="00CB0664"/>
     <w:pPr>
@@ -10500,9 +10381,9 @@
       </w:tcPr>
     </w:tblStylePr>
   </w:style>
-  <w:style w:type="table" w:styleId="3-4">
+  <w:style w:type="table" w:styleId="MediumGrid3-Accent4">
     <w:name w:val="Medium Grid 3 Accent 4"/>
-    <w:basedOn w:val="a3"/>
+    <w:basedOn w:val="TableNormal"/>
     <w:uiPriority w:val="69"/>
     <w:rsid w:val="00CB0664"/>
     <w:pPr>
@@ -10634,9 +10515,9 @@
       </w:tcPr>
     </w:tblStylePr>
   </w:style>
-  <w:style w:type="table" w:styleId="3-5">
+  <w:style w:type="table" w:styleId="MediumGrid3-Accent5">
     <w:name w:val="Medium Grid 3 Accent 5"/>
-    <w:basedOn w:val="a3"/>
+    <w:basedOn w:val="TableNormal"/>
     <w:uiPriority w:val="69"/>
     <w:rsid w:val="00CB0664"/>
     <w:pPr>
@@ -10768,9 +10649,9 @@
       </w:tcPr>
     </w:tblStylePr>
   </w:style>
-  <w:style w:type="table" w:styleId="3-6">
+  <w:style w:type="table" w:styleId="MediumGrid3-Accent6">
     <w:name w:val="Medium Grid 3 Accent 6"/>
-    <w:basedOn w:val="a3"/>
+    <w:basedOn w:val="TableNormal"/>
     <w:uiPriority w:val="69"/>
     <w:rsid w:val="00CB0664"/>
     <w:pPr>
@@ -10902,9 +10783,9 @@
       </w:tcPr>
     </w:tblStylePr>
   </w:style>
-  <w:style w:type="table" w:styleId="aff4">
+  <w:style w:type="table" w:styleId="DarkList">
     <w:name w:val="Dark List"/>
-    <w:basedOn w:val="a3"/>
+    <w:basedOn w:val="TableNormal"/>
     <w:uiPriority w:val="70"/>
     <w:rsid w:val="00CB0664"/>
     <w:pPr>
@@ -11009,9 +10890,9 @@
       </w:tcPr>
     </w:tblStylePr>
   </w:style>
-  <w:style w:type="table" w:styleId="-12">
+  <w:style w:type="table" w:styleId="DarkList-Accent1">
     <w:name w:val="Dark List Accent 1"/>
-    <w:basedOn w:val="a3"/>
+    <w:basedOn w:val="TableNormal"/>
     <w:uiPriority w:val="70"/>
     <w:rsid w:val="00CB0664"/>
     <w:pPr>
@@ -11116,9 +10997,9 @@
       </w:tcPr>
     </w:tblStylePr>
   </w:style>
-  <w:style w:type="table" w:styleId="-22">
+  <w:style w:type="table" w:styleId="DarkList-Accent2">
     <w:name w:val="Dark List Accent 2"/>
-    <w:basedOn w:val="a3"/>
+    <w:basedOn w:val="TableNormal"/>
     <w:uiPriority w:val="70"/>
     <w:rsid w:val="00CB0664"/>
     <w:pPr>
@@ -11223,9 +11104,9 @@
       </w:tcPr>
     </w:tblStylePr>
   </w:style>
-  <w:style w:type="table" w:styleId="-32">
+  <w:style w:type="table" w:styleId="DarkList-Accent3">
     <w:name w:val="Dark List Accent 3"/>
-    <w:basedOn w:val="a3"/>
+    <w:basedOn w:val="TableNormal"/>
     <w:uiPriority w:val="70"/>
     <w:rsid w:val="00CB0664"/>
     <w:pPr>
@@ -11330,9 +11211,9 @@
       </w:tcPr>
     </w:tblStylePr>
   </w:style>
-  <w:style w:type="table" w:styleId="-42">
+  <w:style w:type="table" w:styleId="DarkList-Accent4">
     <w:name w:val="Dark List Accent 4"/>
-    <w:basedOn w:val="a3"/>
+    <w:basedOn w:val="TableNormal"/>
     <w:uiPriority w:val="70"/>
     <w:rsid w:val="00CB0664"/>
     <w:pPr>
@@ -11437,9 +11318,9 @@
       </w:tcPr>
     </w:tblStylePr>
   </w:style>
-  <w:style w:type="table" w:styleId="-52">
+  <w:style w:type="table" w:styleId="DarkList-Accent5">
     <w:name w:val="Dark List Accent 5"/>
-    <w:basedOn w:val="a3"/>
+    <w:basedOn w:val="TableNormal"/>
     <w:uiPriority w:val="70"/>
     <w:rsid w:val="00CB0664"/>
     <w:pPr>
@@ -11544,9 +11425,9 @@
       </w:tcPr>
     </w:tblStylePr>
   </w:style>
-  <w:style w:type="table" w:styleId="-62">
+  <w:style w:type="table" w:styleId="DarkList-Accent6">
     <w:name w:val="Dark List Accent 6"/>
-    <w:basedOn w:val="a3"/>
+    <w:basedOn w:val="TableNormal"/>
     <w:uiPriority w:val="70"/>
     <w:rsid w:val="00CB0664"/>
     <w:pPr>
@@ -11651,9 +11532,9 @@
       </w:tcPr>
     </w:tblStylePr>
   </w:style>
-  <w:style w:type="table" w:styleId="aff5">
+  <w:style w:type="table" w:styleId="ColourfulShading">
     <w:name w:val="Colorful Shading"/>
-    <w:basedOn w:val="a3"/>
+    <w:basedOn w:val="TableNormal"/>
     <w:uiPriority w:val="71"/>
     <w:rsid w:val="00CB0664"/>
     <w:pPr>
@@ -11766,9 +11647,9 @@
       </w:rPr>
     </w:tblStylePr>
   </w:style>
-  <w:style w:type="table" w:styleId="-13">
+  <w:style w:type="table" w:styleId="ColourfulShadingAccent1">
     <w:name w:val="Colorful Shading Accent 1"/>
-    <w:basedOn w:val="a3"/>
+    <w:basedOn w:val="TableNormal"/>
     <w:uiPriority w:val="71"/>
     <w:rsid w:val="00CB0664"/>
     <w:pPr>
@@ -11881,9 +11762,9 @@
       </w:rPr>
     </w:tblStylePr>
   </w:style>
-  <w:style w:type="table" w:styleId="-23">
+  <w:style w:type="table" w:styleId="ColourfulShadingAccent2">
     <w:name w:val="Colorful Shading Accent 2"/>
-    <w:basedOn w:val="a3"/>
+    <w:basedOn w:val="TableNormal"/>
     <w:uiPriority w:val="71"/>
     <w:rsid w:val="00CB0664"/>
     <w:pPr>
@@ -11996,9 +11877,9 @@
       </w:rPr>
     </w:tblStylePr>
   </w:style>
-  <w:style w:type="table" w:styleId="-33">
+  <w:style w:type="table" w:styleId="ColourfulShadingAccent3">
     <w:name w:val="Colorful Shading Accent 3"/>
-    <w:basedOn w:val="a3"/>
+    <w:basedOn w:val="TableNormal"/>
     <w:uiPriority w:val="71"/>
     <w:rsid w:val="00CB0664"/>
     <w:pPr>
@@ -12101,9 +11982,9 @@
       </w:tcPr>
     </w:tblStylePr>
   </w:style>
-  <w:style w:type="table" w:styleId="-43">
+  <w:style w:type="table" w:styleId="ColourfulShadingAccent4">
     <w:name w:val="Colorful Shading Accent 4"/>
-    <w:basedOn w:val="a3"/>
+    <w:basedOn w:val="TableNormal"/>
     <w:uiPriority w:val="71"/>
     <w:rsid w:val="00CB0664"/>
     <w:pPr>
@@ -12216,9 +12097,9 @@
       </w:rPr>
     </w:tblStylePr>
   </w:style>
-  <w:style w:type="table" w:styleId="-53">
+  <w:style w:type="table" w:styleId="ColourfulShadingAccent5">
     <w:name w:val="Colorful Shading Accent 5"/>
-    <w:basedOn w:val="a3"/>
+    <w:basedOn w:val="TableNormal"/>
     <w:uiPriority w:val="71"/>
     <w:rsid w:val="00CB0664"/>
     <w:pPr>
@@ -12331,9 +12212,9 @@
       </w:rPr>
     </w:tblStylePr>
   </w:style>
-  <w:style w:type="table" w:styleId="-63">
+  <w:style w:type="table" w:styleId="ColourfulShadingAccent6">
     <w:name w:val="Colorful Shading Accent 6"/>
-    <w:basedOn w:val="a3"/>
+    <w:basedOn w:val="TableNormal"/>
     <w:uiPriority w:val="71"/>
     <w:rsid w:val="00CB0664"/>
     <w:pPr>
@@ -12446,9 +12327,9 @@
       </w:rPr>
     </w:tblStylePr>
   </w:style>
-  <w:style w:type="table" w:styleId="aff6">
+  <w:style w:type="table" w:styleId="ColourfulList">
     <w:name w:val="Colorful List"/>
-    <w:basedOn w:val="a3"/>
+    <w:basedOn w:val="TableNormal"/>
     <w:uiPriority w:val="72"/>
     <w:rsid w:val="00CB0664"/>
     <w:pPr>
@@ -12525,9 +12406,9 @@
       </w:tcPr>
     </w:tblStylePr>
   </w:style>
-  <w:style w:type="table" w:styleId="-14">
+  <w:style w:type="table" w:styleId="ColourfulListAccent1">
     <w:name w:val="Colorful List Accent 1"/>
-    <w:basedOn w:val="a3"/>
+    <w:basedOn w:val="TableNormal"/>
     <w:uiPriority w:val="72"/>
     <w:rsid w:val="00CB0664"/>
     <w:pPr>
@@ -12604,9 +12485,9 @@
       </w:tcPr>
     </w:tblStylePr>
   </w:style>
-  <w:style w:type="table" w:styleId="-24">
+  <w:style w:type="table" w:styleId="ColourfulListAccent2">
     <w:name w:val="Colorful List Accent 2"/>
-    <w:basedOn w:val="a3"/>
+    <w:basedOn w:val="TableNormal"/>
     <w:uiPriority w:val="72"/>
     <w:rsid w:val="00CB0664"/>
     <w:pPr>
@@ -12683,9 +12564,9 @@
       </w:tcPr>
     </w:tblStylePr>
   </w:style>
-  <w:style w:type="table" w:styleId="-34">
+  <w:style w:type="table" w:styleId="ColourfulListAccent3">
     <w:name w:val="Colorful List Accent 3"/>
-    <w:basedOn w:val="a3"/>
+    <w:basedOn w:val="TableNormal"/>
     <w:uiPriority w:val="72"/>
     <w:rsid w:val="00CB0664"/>
     <w:pPr>
@@ -12762,9 +12643,9 @@
       </w:tcPr>
     </w:tblStylePr>
   </w:style>
-  <w:style w:type="table" w:styleId="-44">
+  <w:style w:type="table" w:styleId="ColourfulListAccent4">
     <w:name w:val="Colorful List Accent 4"/>
-    <w:basedOn w:val="a3"/>
+    <w:basedOn w:val="TableNormal"/>
     <w:uiPriority w:val="72"/>
     <w:rsid w:val="00CB0664"/>
     <w:pPr>
@@ -12841,9 +12722,9 @@
       </w:tcPr>
     </w:tblStylePr>
   </w:style>
-  <w:style w:type="table" w:styleId="-54">
+  <w:style w:type="table" w:styleId="ColourfulListAccent5">
     <w:name w:val="Colorful List Accent 5"/>
-    <w:basedOn w:val="a3"/>
+    <w:basedOn w:val="TableNormal"/>
     <w:uiPriority w:val="72"/>
     <w:rsid w:val="00CB0664"/>
     <w:pPr>
@@ -12920,9 +12801,9 @@
       </w:tcPr>
     </w:tblStylePr>
   </w:style>
-  <w:style w:type="table" w:styleId="-64">
+  <w:style w:type="table" w:styleId="ColourfulListAccent6">
     <w:name w:val="Colorful List Accent 6"/>
-    <w:basedOn w:val="a3"/>
+    <w:basedOn w:val="TableNormal"/>
     <w:uiPriority w:val="72"/>
     <w:rsid w:val="00CB0664"/>
     <w:pPr>
@@ -12999,9 +12880,9 @@
       </w:tcPr>
     </w:tblStylePr>
   </w:style>
-  <w:style w:type="table" w:styleId="aff7">
+  <w:style w:type="table" w:styleId="ColourfulGrid">
     <w:name w:val="Colorful Grid"/>
-    <w:basedOn w:val="a3"/>
+    <w:basedOn w:val="TableNormal"/>
     <w:uiPriority w:val="73"/>
     <w:rsid w:val="00CB0664"/>
     <w:pPr>
@@ -13072,9 +12953,9 @@
       </w:tcPr>
     </w:tblStylePr>
   </w:style>
-  <w:style w:type="table" w:styleId="-15">
+  <w:style w:type="table" w:styleId="ColourfulGridAccent1">
     <w:name w:val="Colorful Grid Accent 1"/>
-    <w:basedOn w:val="a3"/>
+    <w:basedOn w:val="TableNormal"/>
     <w:uiPriority w:val="73"/>
     <w:rsid w:val="00CB0664"/>
     <w:pPr>
@@ -13145,9 +13026,9 @@
       </w:tcPr>
     </w:tblStylePr>
   </w:style>
-  <w:style w:type="table" w:styleId="-25">
+  <w:style w:type="table" w:styleId="ColourfulGridAccent2">
     <w:name w:val="Colorful Grid Accent 2"/>
-    <w:basedOn w:val="a3"/>
+    <w:basedOn w:val="TableNormal"/>
     <w:uiPriority w:val="73"/>
     <w:rsid w:val="00CB0664"/>
     <w:pPr>
@@ -13218,9 +13099,9 @@
       </w:tcPr>
     </w:tblStylePr>
   </w:style>
-  <w:style w:type="table" w:styleId="-35">
+  <w:style w:type="table" w:styleId="ColourfulGridAccent3">
     <w:name w:val="Colorful Grid Accent 3"/>
-    <w:basedOn w:val="a3"/>
+    <w:basedOn w:val="TableNormal"/>
     <w:uiPriority w:val="73"/>
     <w:rsid w:val="00CB0664"/>
     <w:pPr>
@@ -13291,9 +13172,9 @@
       </w:tcPr>
     </w:tblStylePr>
   </w:style>
-  <w:style w:type="table" w:styleId="-45">
+  <w:style w:type="table" w:styleId="ColourfulGridAccent4">
     <w:name w:val="Colorful Grid Accent 4"/>
-    <w:basedOn w:val="a3"/>
+    <w:basedOn w:val="TableNormal"/>
     <w:uiPriority w:val="73"/>
     <w:rsid w:val="00CB0664"/>
     <w:pPr>
@@ -13364,9 +13245,9 @@
       </w:tcPr>
     </w:tblStylePr>
   </w:style>
-  <w:style w:type="table" w:styleId="-55">
+  <w:style w:type="table" w:styleId="ColourfulGridAccent5">
     <w:name w:val="Colorful Grid Accent 5"/>
-    <w:basedOn w:val="a3"/>
+    <w:basedOn w:val="TableNormal"/>
     <w:uiPriority w:val="73"/>
     <w:rsid w:val="00CB0664"/>
     <w:pPr>
@@ -13437,9 +13318,9 @@
       </w:tcPr>
     </w:tblStylePr>
   </w:style>
-  <w:style w:type="table" w:styleId="-65">
+  <w:style w:type="table" w:styleId="ColourfulGridAccent6">
     <w:name w:val="Colorful Grid Accent 6"/>
-    <w:basedOn w:val="a3"/>
+    <w:basedOn w:val="TableNormal"/>
     <w:uiPriority w:val="73"/>
     <w:rsid w:val="00CB0664"/>
     <w:pPr>
